--- a/barlow/docs/finesst_osdmp.docx
+++ b/barlow/docs/finesst_osdmp.docx
@@ -989,7 +989,7 @@
                 <w:i w:val="0"/>
                 <w:sz w:val="18"/>
               </w:rPr>
-              <w:t>Stream-channel outlines detected by the retrained model (O2)</w:t>
+              <w:t>Stream-channel outlines + process-classified geomorphic-change maps (O2)</w:t>
             </w:r>
           </w:p>
         </w:tc>
@@ -1009,7 +1009,7 @@
                 <w:i w:val="0"/>
                 <w:sz w:val="18"/>
               </w:rPr>
-              <w:t>GeoPackage (OGC)</w:t>
+              <w:t>GeoPackage (OGC) / Cloud-Optimized GeoTIFF</w:t>
             </w:r>
           </w:p>
         </w:tc>

--- a/barlow/docs/finesst_osdmp.docx
+++ b/barlow/docs/finesst_osdmp.docx
@@ -1342,20 +1342,7 @@
           <w:b w:val="0"/>
           <w:i w:val="0"/>
         </w:rPr>
-        <w:t>: developed in the open in a public repository from award start; released</w:t>
-      </w:r>
-    </w:p>
-    <w:p>
-      <w:pPr>
-        <w:spacing w:after="120"/>
-      </w:pPr>
-      <w:r>
-        <w:rPr>
-          <w:rFonts w:ascii="Calibri" w:hAnsi="Calibri"/>
-          <w:b w:val="0"/>
-          <w:i w:val="0"/>
-        </w:rPr>
-        <w:t>versions archived with DOIs.</w:t>
+        <w:t>: developed in the open in a public repository from award start; released versions archived with DOIs.</w:t>
       </w:r>
     </w:p>
     <w:p>
@@ -1377,20 +1364,7 @@
           <w:b w:val="0"/>
           <w:i w:val="0"/>
         </w:rPr>
-        <w:t>: released no later than the publication of the paper they support,</w:t>
-      </w:r>
-    </w:p>
-    <w:p>
-      <w:pPr>
-        <w:spacing w:after="120"/>
-      </w:pPr>
-      <w:r>
-        <w:rPr>
-          <w:rFonts w:ascii="Calibri" w:hAnsi="Calibri"/>
-          <w:b w:val="0"/>
-          <w:i w:val="0"/>
-        </w:rPr>
-        <w:t>and at yearly milestones regardless of publication status (Yr 1: driver tables + Taylor Valley rates; Yr 2: cross-valley detection products; Yr 3: uncertainty layers + synthesis products).</w:t>
+        <w:t>: released no later than the publication of the paper they support, and at yearly milestones regardless of publication status (Yr 1: driver tables + Taylor Valley rates; Yr 2: cross-valley detection products; Yr 3: uncertainty layers + synthesis products).</w:t>
       </w:r>
     </w:p>
     <w:p>
@@ -1412,20 +1386,7 @@
           <w:b w:val="0"/>
           <w:i w:val="0"/>
         </w:rPr>
-        <w:t>: submitted to open-access venues or archived as accepted manuscripts</w:t>
-      </w:r>
-    </w:p>
-    <w:p>
-      <w:pPr>
-        <w:spacing w:after="120"/>
-      </w:pPr>
-      <w:r>
-        <w:rPr>
-          <w:rFonts w:ascii="Calibri" w:hAnsi="Calibri"/>
-          <w:b w:val="0"/>
-          <w:i w:val="0"/>
-        </w:rPr>
-        <w:t>in a public repository, consistent with SMD open-access policy.</w:t>
+        <w:t>: submitted to open-access venues or archived as accepted manuscripts in a public repository, consistent with SMD open-access policy.</w:t>
       </w:r>
     </w:p>
     <w:p>

--- a/barlow/docs/finesst_osdmp.docx
+++ b/barlow/docs/finesst_osdmp.docx
@@ -69,14 +69,14 @@
         <w:tblLook w:firstColumn="1" w:firstRow="1" w:lastColumn="0" w:lastRow="0" w:noHBand="0" w:noVBand="1" w:val="04A0"/>
       </w:tblPr>
       <w:tblGrid>
-        <w:gridCol w:w="3216"/>
-        <w:gridCol w:w="3216"/>
-        <w:gridCol w:w="3216"/>
+        <w:gridCol w:w="3120"/>
+        <w:gridCol w:w="3120"/>
+        <w:gridCol w:w="3120"/>
       </w:tblGrid>
       <w:tr>
         <w:tc>
           <w:tcPr>
-            <w:tcW w:type="dxa" w:w="3216"/>
+            <w:tcW w:type="dxa" w:w="3120"/>
             <w:shd w:val="clear" w:fill="E8E8E8"/>
           </w:tcPr>
           <w:p>
@@ -101,7 +101,7 @@
         </w:tc>
         <w:tc>
           <w:tcPr>
-            <w:tcW w:type="dxa" w:w="3216"/>
+            <w:tcW w:type="dxa" w:w="3120"/>
             <w:shd w:val="clear" w:fill="E8E8E8"/>
           </w:tcPr>
           <w:p>
@@ -126,7 +126,7 @@
         </w:tc>
         <w:tc>
           <w:tcPr>
-            <w:tcW w:type="dxa" w:w="3216"/>
+            <w:tcW w:type="dxa" w:w="3120"/>
             <w:shd w:val="clear" w:fill="E8E8E8"/>
           </w:tcPr>
           <w:p>
@@ -153,7 +153,7 @@
       <w:tr>
         <w:tc>
           <w:tcPr>
-            <w:tcW w:type="dxa" w:w="3216"/>
+            <w:tcW w:type="dxa" w:w="3120"/>
           </w:tcPr>
           <w:p>
             <w:pPr>
@@ -173,7 +173,7 @@
         </w:tc>
         <w:tc>
           <w:tcPr>
-            <w:tcW w:type="dxa" w:w="3216"/>
+            <w:tcW w:type="dxa" w:w="3120"/>
           </w:tcPr>
           <w:p>
             <w:pPr>
@@ -193,7 +193,7 @@
         </w:tc>
         <w:tc>
           <w:tcPr>
-            <w:tcW w:type="dxa" w:w="3216"/>
+            <w:tcW w:type="dxa" w:w="3120"/>
           </w:tcPr>
           <w:p>
             <w:pPr>
@@ -215,7 +215,7 @@
       <w:tr>
         <w:tc>
           <w:tcPr>
-            <w:tcW w:type="dxa" w:w="3216"/>
+            <w:tcW w:type="dxa" w:w="3120"/>
           </w:tcPr>
           <w:p>
             <w:pPr>
@@ -235,7 +235,7 @@
         </w:tc>
         <w:tc>
           <w:tcPr>
-            <w:tcW w:type="dxa" w:w="3216"/>
+            <w:tcW w:type="dxa" w:w="3120"/>
           </w:tcPr>
           <w:p>
             <w:pPr>
@@ -255,7 +255,7 @@
         </w:tc>
         <w:tc>
           <w:tcPr>
-            <w:tcW w:type="dxa" w:w="3216"/>
+            <w:tcW w:type="dxa" w:w="3120"/>
           </w:tcPr>
           <w:p>
             <w:pPr>
@@ -277,7 +277,7 @@
       <w:tr>
         <w:tc>
           <w:tcPr>
-            <w:tcW w:type="dxa" w:w="3216"/>
+            <w:tcW w:type="dxa" w:w="3120"/>
           </w:tcPr>
           <w:p>
             <w:pPr>
@@ -297,7 +297,7 @@
         </w:tc>
         <w:tc>
           <w:tcPr>
-            <w:tcW w:type="dxa" w:w="3216"/>
+            <w:tcW w:type="dxa" w:w="3120"/>
           </w:tcPr>
           <w:p>
             <w:pPr>
@@ -317,7 +317,7 @@
         </w:tc>
         <w:tc>
           <w:tcPr>
-            <w:tcW w:type="dxa" w:w="3216"/>
+            <w:tcW w:type="dxa" w:w="3120"/>
           </w:tcPr>
           <w:p>
             <w:pPr>
@@ -339,7 +339,7 @@
       <w:tr>
         <w:tc>
           <w:tcPr>
-            <w:tcW w:type="dxa" w:w="3216"/>
+            <w:tcW w:type="dxa" w:w="3120"/>
           </w:tcPr>
           <w:p>
             <w:pPr>
@@ -359,7 +359,7 @@
         </w:tc>
         <w:tc>
           <w:tcPr>
-            <w:tcW w:type="dxa" w:w="3216"/>
+            <w:tcW w:type="dxa" w:w="3120"/>
           </w:tcPr>
           <w:p>
             <w:pPr>
@@ -379,7 +379,7 @@
         </w:tc>
         <w:tc>
           <w:tcPr>
-            <w:tcW w:type="dxa" w:w="3216"/>
+            <w:tcW w:type="dxa" w:w="3120"/>
           </w:tcPr>
           <w:p>
             <w:pPr>
@@ -401,7 +401,7 @@
       <w:tr>
         <w:tc>
           <w:tcPr>
-            <w:tcW w:type="dxa" w:w="3216"/>
+            <w:tcW w:type="dxa" w:w="3120"/>
           </w:tcPr>
           <w:p>
             <w:pPr>
@@ -421,7 +421,7 @@
         </w:tc>
         <w:tc>
           <w:tcPr>
-            <w:tcW w:type="dxa" w:w="3216"/>
+            <w:tcW w:type="dxa" w:w="3120"/>
           </w:tcPr>
           <w:p>
             <w:pPr>
@@ -459,7 +459,7 @@
         </w:tc>
         <w:tc>
           <w:tcPr>
-            <w:tcW w:type="dxa" w:w="3216"/>
+            <w:tcW w:type="dxa" w:w="3120"/>
           </w:tcPr>
           <w:p>
             <w:pPr>
@@ -481,7 +481,7 @@
       <w:tr>
         <w:tc>
           <w:tcPr>
-            <w:tcW w:type="dxa" w:w="3216"/>
+            <w:tcW w:type="dxa" w:w="3120"/>
           </w:tcPr>
           <w:p>
             <w:pPr>
@@ -501,7 +501,7 @@
         </w:tc>
         <w:tc>
           <w:tcPr>
-            <w:tcW w:type="dxa" w:w="3216"/>
+            <w:tcW w:type="dxa" w:w="3120"/>
           </w:tcPr>
           <w:p>
             <w:pPr>
@@ -521,7 +521,7 @@
         </w:tc>
         <w:tc>
           <w:tcPr>
-            <w:tcW w:type="dxa" w:w="3216"/>
+            <w:tcW w:type="dxa" w:w="3120"/>
           </w:tcPr>
           <w:p>
             <w:pPr>
@@ -543,7 +543,7 @@
       <w:tr>
         <w:tc>
           <w:tcPr>
-            <w:tcW w:type="dxa" w:w="3216"/>
+            <w:tcW w:type="dxa" w:w="3120"/>
           </w:tcPr>
           <w:p>
             <w:pPr>
@@ -563,7 +563,7 @@
         </w:tc>
         <w:tc>
           <w:tcPr>
-            <w:tcW w:type="dxa" w:w="3216"/>
+            <w:tcW w:type="dxa" w:w="3120"/>
           </w:tcPr>
           <w:p>
             <w:pPr>
@@ -583,7 +583,7 @@
         </w:tc>
         <w:tc>
           <w:tcPr>
-            <w:tcW w:type="dxa" w:w="3216"/>
+            <w:tcW w:type="dxa" w:w="3120"/>
           </w:tcPr>
           <w:p>
             <w:pPr>
@@ -705,14 +705,14 @@
         <w:tblLook w:firstColumn="1" w:firstRow="1" w:lastColumn="0" w:lastRow="0" w:noHBand="0" w:noVBand="1" w:val="04A0"/>
       </w:tblPr>
       <w:tblGrid>
-        <w:gridCol w:w="3216"/>
-        <w:gridCol w:w="3216"/>
-        <w:gridCol w:w="3216"/>
+        <w:gridCol w:w="3120"/>
+        <w:gridCol w:w="3120"/>
+        <w:gridCol w:w="3120"/>
       </w:tblGrid>
       <w:tr>
         <w:tc>
           <w:tcPr>
-            <w:tcW w:type="dxa" w:w="3216"/>
+            <w:tcW w:type="dxa" w:w="3120"/>
             <w:shd w:val="clear" w:fill="E8E8E8"/>
           </w:tcPr>
           <w:p>
@@ -737,7 +737,7 @@
         </w:tc>
         <w:tc>
           <w:tcPr>
-            <w:tcW w:type="dxa" w:w="3216"/>
+            <w:tcW w:type="dxa" w:w="3120"/>
             <w:shd w:val="clear" w:fill="E8E8E8"/>
           </w:tcPr>
           <w:p>
@@ -762,7 +762,7 @@
         </w:tc>
         <w:tc>
           <w:tcPr>
-            <w:tcW w:type="dxa" w:w="3216"/>
+            <w:tcW w:type="dxa" w:w="3120"/>
             <w:shd w:val="clear" w:fill="E8E8E8"/>
           </w:tcPr>
           <w:p>
@@ -789,7 +789,7 @@
       <w:tr>
         <w:tc>
           <w:tcPr>
-            <w:tcW w:type="dxa" w:w="3216"/>
+            <w:tcW w:type="dxa" w:w="3120"/>
           </w:tcPr>
           <w:p>
             <w:pPr>
@@ -809,7 +809,7 @@
         </w:tc>
         <w:tc>
           <w:tcPr>
-            <w:tcW w:type="dxa" w:w="3216"/>
+            <w:tcW w:type="dxa" w:w="3120"/>
           </w:tcPr>
           <w:p>
             <w:pPr>
@@ -829,7 +829,7 @@
         </w:tc>
         <w:tc>
           <w:tcPr>
-            <w:tcW w:type="dxa" w:w="3216"/>
+            <w:tcW w:type="dxa" w:w="3120"/>
           </w:tcPr>
           <w:p>
             <w:pPr>
@@ -851,7 +851,7 @@
       <w:tr>
         <w:tc>
           <w:tcPr>
-            <w:tcW w:type="dxa" w:w="3216"/>
+            <w:tcW w:type="dxa" w:w="3120"/>
           </w:tcPr>
           <w:p>
             <w:pPr>
@@ -871,7 +871,7 @@
         </w:tc>
         <w:tc>
           <w:tcPr>
-            <w:tcW w:type="dxa" w:w="3216"/>
+            <w:tcW w:type="dxa" w:w="3120"/>
           </w:tcPr>
           <w:p>
             <w:pPr>
@@ -891,7 +891,7 @@
         </w:tc>
         <w:tc>
           <w:tcPr>
-            <w:tcW w:type="dxa" w:w="3216"/>
+            <w:tcW w:type="dxa" w:w="3120"/>
           </w:tcPr>
           <w:p>
             <w:pPr>
@@ -913,7 +913,7 @@
       <w:tr>
         <w:tc>
           <w:tcPr>
-            <w:tcW w:type="dxa" w:w="3216"/>
+            <w:tcW w:type="dxa" w:w="3120"/>
           </w:tcPr>
           <w:p>
             <w:pPr>
@@ -933,7 +933,7 @@
         </w:tc>
         <w:tc>
           <w:tcPr>
-            <w:tcW w:type="dxa" w:w="3216"/>
+            <w:tcW w:type="dxa" w:w="3120"/>
           </w:tcPr>
           <w:p>
             <w:pPr>
@@ -953,7 +953,7 @@
         </w:tc>
         <w:tc>
           <w:tcPr>
-            <w:tcW w:type="dxa" w:w="3216"/>
+            <w:tcW w:type="dxa" w:w="3120"/>
           </w:tcPr>
           <w:p>
             <w:pPr>
@@ -975,7 +975,7 @@
       <w:tr>
         <w:tc>
           <w:tcPr>
-            <w:tcW w:type="dxa" w:w="3216"/>
+            <w:tcW w:type="dxa" w:w="3120"/>
           </w:tcPr>
           <w:p>
             <w:pPr>
@@ -995,7 +995,7 @@
         </w:tc>
         <w:tc>
           <w:tcPr>
-            <w:tcW w:type="dxa" w:w="3216"/>
+            <w:tcW w:type="dxa" w:w="3120"/>
           </w:tcPr>
           <w:p>
             <w:pPr>
@@ -1015,7 +1015,7 @@
         </w:tc>
         <w:tc>
           <w:tcPr>
-            <w:tcW w:type="dxa" w:w="3216"/>
+            <w:tcW w:type="dxa" w:w="3120"/>
           </w:tcPr>
           <w:p>
             <w:pPr>
@@ -1037,7 +1037,7 @@
       <w:tr>
         <w:tc>
           <w:tcPr>
-            <w:tcW w:type="dxa" w:w="3216"/>
+            <w:tcW w:type="dxa" w:w="3120"/>
           </w:tcPr>
           <w:p>
             <w:pPr>
@@ -1057,7 +1057,7 @@
         </w:tc>
         <w:tc>
           <w:tcPr>
-            <w:tcW w:type="dxa" w:w="3216"/>
+            <w:tcW w:type="dxa" w:w="3120"/>
           </w:tcPr>
           <w:p>
             <w:pPr>
@@ -1077,7 +1077,7 @@
         </w:tc>
         <w:tc>
           <w:tcPr>
-            <w:tcW w:type="dxa" w:w="3216"/>
+            <w:tcW w:type="dxa" w:w="3120"/>
           </w:tcPr>
           <w:p>
             <w:pPr>
@@ -1099,7 +1099,7 @@
       <w:tr>
         <w:tc>
           <w:tcPr>
-            <w:tcW w:type="dxa" w:w="3216"/>
+            <w:tcW w:type="dxa" w:w="3120"/>
           </w:tcPr>
           <w:p>
             <w:pPr>
@@ -1119,7 +1119,7 @@
         </w:tc>
         <w:tc>
           <w:tcPr>
-            <w:tcW w:type="dxa" w:w="3216"/>
+            <w:tcW w:type="dxa" w:w="3120"/>
           </w:tcPr>
           <w:p>
             <w:pPr>
@@ -1139,7 +1139,7 @@
         </w:tc>
         <w:tc>
           <w:tcPr>
-            <w:tcW w:type="dxa" w:w="3216"/>
+            <w:tcW w:type="dxa" w:w="3120"/>
           </w:tcPr>
           <w:p>
             <w:pPr>
@@ -1161,7 +1161,7 @@
       <w:tr>
         <w:tc>
           <w:tcPr>
-            <w:tcW w:type="dxa" w:w="3216"/>
+            <w:tcW w:type="dxa" w:w="3120"/>
           </w:tcPr>
           <w:p>
             <w:pPr>
@@ -1181,7 +1181,7 @@
         </w:tc>
         <w:tc>
           <w:tcPr>
-            <w:tcW w:type="dxa" w:w="3216"/>
+            <w:tcW w:type="dxa" w:w="3120"/>
           </w:tcPr>
           <w:p>
             <w:pPr>
@@ -1201,7 +1201,7 @@
         </w:tc>
         <w:tc>
           <w:tcPr>
-            <w:tcW w:type="dxa" w:w="3216"/>
+            <w:tcW w:type="dxa" w:w="3120"/>
           </w:tcPr>
           <w:p>
             <w:pPr>
@@ -1223,7 +1223,7 @@
       <w:tr>
         <w:tc>
           <w:tcPr>
-            <w:tcW w:type="dxa" w:w="3216"/>
+            <w:tcW w:type="dxa" w:w="3120"/>
           </w:tcPr>
           <w:p>
             <w:pPr>
@@ -1243,7 +1243,7 @@
         </w:tc>
         <w:tc>
           <w:tcPr>
-            <w:tcW w:type="dxa" w:w="3216"/>
+            <w:tcW w:type="dxa" w:w="3120"/>
           </w:tcPr>
           <w:p>
             <w:pPr>
@@ -1263,7 +1263,7 @@
         </w:tc>
         <w:tc>
           <w:tcPr>
-            <w:tcW w:type="dxa" w:w="3216"/>
+            <w:tcW w:type="dxa" w:w="3120"/>
           </w:tcPr>
           <w:p>
             <w:pPr>
@@ -1500,7 +1500,7 @@
     <w:sectPr>
       <w:footerReference w:type="default" r:id="rId9"/>
       <w:pgSz w:w="12240" w:h="15840"/>
-      <w:pgMar w:top="1008" w:right="1296" w:bottom="1008" w:left="1296" w:header="720" w:footer="720" w:gutter="0"/>
+      <w:pgMar w:top="1440" w:right="1440" w:bottom="1440" w:left="1440" w:header="720" w:footer="720" w:gutter="0"/>
       <w:cols w:space="720"/>
       <w:docGrid w:linePitch="360"/>
     </w:sectPr>

--- a/barlow/docs/finesst_osdmp.docx
+++ b/barlow/docs/finesst_osdmp.docx
@@ -167,7 +167,7 @@
                 <w:i w:val="0"/>
                 <w:sz w:val="18"/>
               </w:rPr>
-              <w:t>2001 airborne lidar DEM (NASA ATM, 2 m)</w:t>
+              <w:t>2001 airborne LiDAR DEM (NASA ATM, 2 m)</w:t>
             </w:r>
           </w:p>
         </w:tc>
@@ -229,7 +229,7 @@
                 <w:i w:val="0"/>
                 <w:sz w:val="18"/>
               </w:rPr>
-              <w:t>2014–15 airborne lidar DEM + point cloud (NCALM, 1 m)</w:t>
+              <w:t>2014–15 airborne LiDAR DEM + point cloud (NCALM, 1 m)</w:t>
             </w:r>
           </w:p>
         </w:tc>
